--- a/word_reports/LP_0092_위치_260_Boney M._Take the Heat.docx
+++ b/word_reports/LP_0092_위치_260_Boney M._Take the Heat.docx
@@ -4,7 +4,7 @@
   <w:body>
     <w:p>
       <w:pPr>
-        <w:spacing w:after="280"/>
+        <w:spacing w:after="80"/>
       </w:pPr>
       <w:r>
         <w:rPr w:rFonts="맑은 고딕">
@@ -13,94 +13,47 @@
           <w:color w:val="1E3A8A"/>
           <w:sz w:val="30"/>
         </w:rPr>
-        <w:t>[260] Boney M. - Take the Heat</w:t>
+        <w:t>Boney M. (보니 M.) - Take the Heat</w:t>
       </w:r>
     </w:p>
     <w:p>
       <w:pPr>
-        <w:spacing w:after="320"/>
+        <w:spacing w:after="240"/>
       </w:pPr>
       <w:r>
         <w:rPr w:rFonts="맑은 고딕">
           <w:rFonts w:ascii="맑은 고딕" w:hAnsi="맑은 고딕" w:eastAsia="맑은 고딕"/>
           <w:b/>
-          <w:sz w:val="20"/>
+          <w:color w:val="4B5563"/>
+          <w:sz w:val="22"/>
         </w:rPr>
-        <w:t>■ 위치 : 260</w:t>
-        <w:br/>
-      </w:r>
-      <w:r>
-        <w:rPr w:rFonts="맑은 고딕">
-          <w:rFonts w:ascii="맑은 고딕" w:hAnsi="맑은 고딕" w:eastAsia="맑은 고딕"/>
-          <w:b/>
-          <w:sz w:val="20"/>
-        </w:rPr>
-        <w:t>■ 아티스트 : Boney M.</w:t>
-        <w:br/>
-      </w:r>
-      <w:r>
-        <w:rPr w:rFonts="맑은 고딕">
-          <w:rFonts w:ascii="맑은 고딕" w:hAnsi="맑은 고딕" w:eastAsia="맑은 고딕"/>
-          <w:b/>
-          <w:sz w:val="20"/>
-        </w:rPr>
-        <w:t>■ 앨범명 : Take the Heat</w:t>
-        <w:br/>
-      </w:r>
-      <w:r>
-        <w:rPr w:rFonts="맑은 고딕">
-          <w:rFonts w:ascii="맑은 고딕" w:hAnsi="맑은 고딕" w:eastAsia="맑은 고딕"/>
-          <w:b w:val="0"/>
-          <w:sz w:val="20"/>
-        </w:rPr>
-        <w:t>■ 음반 레이블 : Hansa Records</w:t>
-        <w:br/>
-      </w:r>
-      <w:r>
-        <w:rPr w:rFonts="맑은 고딕">
-          <w:rFonts w:ascii="맑은 고딕" w:hAnsi="맑은 고딕" w:eastAsia="맑은 고딕"/>
-          <w:b w:val="0"/>
-          <w:sz w:val="20"/>
-        </w:rPr>
-        <w:t>■ 발매년도 : 1976</w:t>
-        <w:br/>
-      </w:r>
-      <w:r>
-        <w:rPr w:rFonts="맑은 고딕">
-          <w:rFonts w:ascii="맑은 고딕" w:hAnsi="맑은 고딕" w:eastAsia="맑은 고딕"/>
-          <w:b w:val="0"/>
-          <w:sz w:val="20"/>
-        </w:rPr>
-        <w:t>■ 장르 : 유로 디스코 (Euro-Disco), 팝 (Pop)</w:t>
-        <w:br/>
-      </w:r>
-      <w:r>
-        <w:rPr w:rFonts="맑은 고딕">
-          <w:rFonts w:ascii="맑은 고딕" w:hAnsi="맑은 고딕" w:eastAsia="맑은 고딕"/>
-          <w:b w:val="0"/>
-          <w:sz w:val="20"/>
-        </w:rPr>
-        <w:t>■ 주요 수록곡 : Daddy Cool, Sunny, Take the Heat Off Me, No Woman, No Cry, Fever</w:t>
-        <w:br/>
+        <w:t>위치 :  260</w:t>
       </w:r>
     </w:p>
     <w:p>
       <w:pPr>
-        <w:spacing w:after="160"/>
+        <w:spacing w:line="324" w:lineRule="auto" w:before="80" w:after="160"/>
       </w:pPr>
       <w:r>
         <w:rPr w:rFonts="맑은 고딕">
           <w:rFonts w:ascii="맑은 고딕" w:hAnsi="맑은 고딕" w:eastAsia="맑은 고딕"/>
           <w:b/>
           <w:color w:val="1F2937"/>
-          <w:sz w:val="24"/>
+          <w:sz w:val="22"/>
         </w:rPr>
-        <w:t>■ 음반 해설 및 감상 가이드</w:t>
+        <w:t xml:space="preserve">[음반 소개] </w:t>
+      </w:r>
+      <w:r>
+        <w:rPr w:rFonts="맑은 고딕">
+          <w:rFonts w:ascii="맑은 고딕" w:hAnsi="맑은 고딕" w:eastAsia="맑은 고딕"/>
+          <w:b w:val="0"/>
+          <w:sz w:val="21"/>
+        </w:rPr>
       </w:r>
     </w:p>
     <w:p>
       <w:pPr>
-        <w:spacing w:line="312" w:lineRule="auto" w:after="120"/>
+        <w:spacing w:line="324" w:lineRule="auto" w:after="120"/>
       </w:pPr>
       <w:r>
         <w:rPr w:rFonts="맑은 고딕">
@@ -108,51 +61,516 @@
           <w:b w:val="0"/>
           <w:sz w:val="21"/>
         </w:rPr>
-        <w:t>1970년대 후반 전 세계를 뜨거운 댄스 열풍으로 물들인 유로 디스코의 신화, 보니 엠(Boney M.)의 화려한 시작을 알린 데뷔 앨범 《Take the Heat Off Me》입니다. 독일의 천재 프로듀서 프랭크 파리안(Frank Farian)의 독창적인 기획 하에 1976년 세상을 향해 첫 선을 보인 이 음반은, 당시 영미권 팝 음악이 주도하던 대중음악계에 카리브해 출신 보컬리스트들의 이국적인 감성과 감각적인 비트를 결합하여 신선한 충격을 안겼습니다. 발매 직후 유럽 전역은 물론 아시아와 중남미 차트까지 석권하며 팝 역사상 가장 성공적인 디스코 프로젝트의 탄생을 전 세계에 선포했습니다.</w:t>
+        <w:t>1970년대 중반 유로 디스코의 찬란한 태동을 알리며 전 세계 음악 애호가들을 전율케 한 보니 엠(Boney M.)의 기념비적인 데뷔 음반입니다. 프로듀서 프랑크 파리안의 치밀하고 세련된 사운드 메이킹과 카리브해의 약동하는 영혼이 만나 빚어낸 이 작품은, 단순한 유행가를 넘어 팝 음악사에 불멸의 생명력을 새겨 넣었습니다. 정갈한 오케스트레이션과 감각적인 비트 사이로 흐르는 관능적이면서도 우아한 선율은 LP 바늘을 타고 흐르는 순간 아날로그 특유의 풍요로운 공간감을 완성합니다. 시대의 순수한 낭만과 젊음의 고동이 고스란히 담긴, 정통 유로 팝의 품격 높은 서막이라 할 수 있습니다.</w:t>
       </w:r>
     </w:p>
     <w:p>
       <w:pPr>
-        <w:spacing w:line="312" w:lineRule="auto" w:after="120"/>
+        <w:spacing w:line="324" w:lineRule="auto" w:before="200" w:after="80"/>
       </w:pPr>
+      <w:r>
+        <w:rPr w:rFonts="맑은 고딕">
+          <w:rFonts w:ascii="맑은 고딕" w:hAnsi="맑은 고딕" w:eastAsia="맑은 고딕"/>
+          <w:b/>
+          <w:color w:val="1E3A8A"/>
+          <w:sz w:val="24"/>
+        </w:rPr>
+        <w:t>1. 음반 데이터</w:t>
+      </w:r>
+    </w:p>
+    <w:p>
+      <w:pPr>
+        <w:spacing w:line="324" w:lineRule="auto" w:after="80"/>
+      </w:pPr>
+      <w:r>
+        <w:rPr w:rFonts="맑은 고딕">
+          <w:rFonts w:ascii="맑은 고딕" w:hAnsi="맑은 고딕" w:eastAsia="맑은 고딕"/>
+          <w:b w:val="0"/>
+          <w:color w:val="6B7280"/>
+          <w:sz w:val="21"/>
+        </w:rPr>
+        <w:t xml:space="preserve">· </w:t>
+      </w:r>
+      <w:r>
+        <w:rPr w:rFonts="맑은 고딕">
+          <w:rFonts w:ascii="맑은 고딕" w:hAnsi="맑은 고딕" w:eastAsia="맑은 고딕"/>
+          <w:b/>
+          <w:color w:val="1F2937"/>
+          <w:sz w:val="21"/>
+        </w:rPr>
+        <w:t xml:space="preserve">앨범명: </w:t>
+      </w:r>
       <w:r>
         <w:rPr w:rFonts="맑은 고딕">
           <w:rFonts w:ascii="맑은 고딕" w:hAnsi="맑은 고딕" w:eastAsia="맑은 고딕"/>
           <w:b w:val="0"/>
           <w:sz w:val="21"/>
         </w:rPr>
-        <w:t>본 음반은 입체적인 댄스 비트 위에 오케스트레이션의 웅장함과 아날로그 신디사이저의 화려한 스펙트럼을 정교하게 얹어낸 사운드 아키텍처를 자랑합니다. 리즈 미첼(Liz Mitchell)과 마샤 바렛(Marcia Barrett)의 소울풀하고 힘 있는 보컬은 음반 전체의 중심을 단단하게 다지며, 프로듀서 프랭크 파리안이 직접 담당한 스튜디오 백킹 보컬과 스펙터클한 베이스 라인은 음반에 한층 깊은 음향적 레이어를 더해줍니다. 정교하게 세공된 믹싱과 중독성 강한 훅(Hook)의 배치는 리스너를 순식간에 1970년대 낭만과 열기가 가득한 클럽의 한복판으로 인도합니다.</w:t>
+        <w:t>Take the Heat</w:t>
       </w:r>
     </w:p>
     <w:p>
       <w:pPr>
-        <w:spacing w:line="312" w:lineRule="auto" w:after="120"/>
+        <w:spacing w:line="324" w:lineRule="auto" w:after="80"/>
       </w:pPr>
+      <w:r>
+        <w:rPr w:rFonts="맑은 고딕">
+          <w:rFonts w:ascii="맑은 고딕" w:hAnsi="맑은 고딕" w:eastAsia="맑은 고딕"/>
+          <w:b w:val="0"/>
+          <w:color w:val="6B7280"/>
+          <w:sz w:val="21"/>
+        </w:rPr>
+        <w:t xml:space="preserve">· </w:t>
+      </w:r>
+      <w:r>
+        <w:rPr w:rFonts="맑은 고딕">
+          <w:rFonts w:ascii="맑은 고딕" w:hAnsi="맑은 고딕" w:eastAsia="맑은 고딕"/>
+          <w:b/>
+          <w:color w:val="1F2937"/>
+          <w:sz w:val="21"/>
+        </w:rPr>
+        <w:t xml:space="preserve">아티스트: </w:t>
+      </w:r>
       <w:r>
         <w:rPr w:rFonts="맑은 고딕">
           <w:rFonts w:ascii="맑은 고딕" w:hAnsi="맑은 고딕" w:eastAsia="맑은 고딕"/>
           <w:b w:val="0"/>
           <w:sz w:val="21"/>
         </w:rPr>
-        <w:t>앨범의 대표곡이자 역사적 디스코 클래식인 'Daddy Cool'은 도입부의 감각적인 핑거 스냅과 입소리 효과음, 그리고 한 번 들으면 잊을 수 없는 강렬한 베이스 리프로 좌중을 압도합니다. 또한 바비 헵(Bobby Hebb)의 원곡을 유로 디스코의 고풍스러운 질감으로 승화시킨 'Sunny'와 밥 말리의 레게 명곡을 세련된 감성으로 재해석한 'No Woman, No Cry'는 장르를 넘나드는 보니 엠만의 뛰어난 편곡 감각을 명확하게 입증합니다. 음반과 동명의 타이틀곡 'Take the Heat Off Me' 역시 관능적인 보컬과 세련된 브라스 세션이 조화를 이루는 숨은 명곡입니다.</w:t>
+        <w:t>Boney M. (보니 M.)</w:t>
       </w:r>
     </w:p>
     <w:p>
       <w:pPr>
-        <w:spacing w:line="312" w:lineRule="auto" w:after="120"/>
+        <w:spacing w:line="324" w:lineRule="auto" w:after="80"/>
       </w:pPr>
+      <w:r>
+        <w:rPr w:rFonts="맑은 고딕">
+          <w:rFonts w:ascii="맑은 고딕" w:hAnsi="맑은 고딕" w:eastAsia="맑은 고딕"/>
+          <w:b w:val="0"/>
+          <w:color w:val="6B7280"/>
+          <w:sz w:val="21"/>
+        </w:rPr>
+        <w:t xml:space="preserve">· </w:t>
+      </w:r>
+      <w:r>
+        <w:rPr w:rFonts="맑은 고딕">
+          <w:rFonts w:ascii="맑은 고딕" w:hAnsi="맑은 고딕" w:eastAsia="맑은 고딕"/>
+          <w:b/>
+          <w:color w:val="1F2937"/>
+          <w:sz w:val="21"/>
+        </w:rPr>
+        <w:t xml:space="preserve">발매 정보: </w:t>
+      </w:r>
       <w:r>
         <w:rPr w:rFonts="맑은 고딕">
           <w:rFonts w:ascii="맑은 고딕" w:hAnsi="맑은 고딕" w:eastAsia="맑은 고딕"/>
           <w:b w:val="0"/>
           <w:sz w:val="21"/>
         </w:rPr>
-        <w:t>《Take the Heat Off Me》는 단순한 댄스 뮤직 모음집을 넘어, 시대의 열기와 화려한 아날로그 에너지를 레코드판의 음골(Groove)에 온전히 각인한 시대의 이정표입니다. LP의 아날로그 질감을 통해 감상할 때 더욱 도드라지는 묵직한 베이스의 울림과 공간을 채우는 풍부한 퍼커션의 공명은 시대를 초월한 유로 디스코의 참된 매력을 선명하게 전달합니다. 70년대 팝 문화의 정수와 디스코 사운드의 기틀을 확인하고자 하는 리스너와 음반 수집가 모두에게 절대적인 소장 가치를 지닌 명반입니다.</w:t>
+        <w:t>독일의 거장 프로듀서 프랑크 파리안(Frank Farian)의 진두지휘 아래 1976년 한사 레코드(Hansa Records)를 통해 세상에 첫선을 보인 역사적인 데뷔 스튜디오 앨범입니다.</w:t>
+      </w:r>
+    </w:p>
+    <w:p>
+      <w:pPr>
+        <w:spacing w:line="324" w:lineRule="auto" w:after="80"/>
+      </w:pPr>
+      <w:r>
+        <w:rPr w:rFonts="맑은 고딕">
+          <w:rFonts w:ascii="맑은 고딕" w:hAnsi="맑은 고딕" w:eastAsia="맑은 고딕"/>
+          <w:b w:val="0"/>
+          <w:color w:val="6B7280"/>
+          <w:sz w:val="21"/>
+        </w:rPr>
+        <w:t xml:space="preserve">· </w:t>
+      </w:r>
+      <w:r>
+        <w:rPr w:rFonts="맑은 고딕">
+          <w:rFonts w:ascii="맑은 고딕" w:hAnsi="맑은 고딕" w:eastAsia="맑은 고딕"/>
+          <w:b/>
+          <w:color w:val="1F2937"/>
+          <w:sz w:val="21"/>
+        </w:rPr>
+        <w:t xml:space="preserve">LP 인기도(판매량): </w:t>
+      </w:r>
+      <w:r>
+        <w:rPr w:rFonts="맑은 고딕">
+          <w:rFonts w:ascii="맑은 고딕" w:hAnsi="맑은 고딕" w:eastAsia="맑은 고딕"/>
+          <w:b w:val="0"/>
+          <w:sz w:val="21"/>
+        </w:rPr>
+        <w:t>독일, 스웨덴, 핀란드 등 유럽 주요 차트 정상을 휩쓸었으며, 앨범에 수록된 싱글들은 전 세계적으로 수백만 장 이상의 경이적인 판매고를 기록하며 전 지구적인 유로 디스코 신드롬을 촉발했습니다.</w:t>
+      </w:r>
+    </w:p>
+    <w:p>
+      <w:pPr>
+        <w:spacing w:line="324" w:lineRule="auto" w:after="80"/>
+      </w:pPr>
+      <w:r>
+        <w:rPr w:rFonts="맑은 고딕">
+          <w:rFonts w:ascii="맑은 고딕" w:hAnsi="맑은 고딕" w:eastAsia="맑은 고딕"/>
+          <w:b w:val="0"/>
+          <w:color w:val="6B7280"/>
+          <w:sz w:val="21"/>
+        </w:rPr>
+        <w:t xml:space="preserve">· </w:t>
+      </w:r>
+      <w:r>
+        <w:rPr w:rFonts="맑은 고딕">
+          <w:rFonts w:ascii="맑은 고딕" w:hAnsi="맑은 고딕" w:eastAsia="맑은 고딕"/>
+          <w:b/>
+          <w:color w:val="1F2937"/>
+          <w:sz w:val="21"/>
+        </w:rPr>
+        <w:t xml:space="preserve">각종 수상경력: </w:t>
+      </w:r>
+      <w:r>
+        <w:rPr w:rFonts="맑은 고딕">
+          <w:rFonts w:ascii="맑은 고딕" w:hAnsi="맑은 고딕" w:eastAsia="맑은 고딕"/>
+          <w:b w:val="0"/>
+          <w:sz w:val="21"/>
+        </w:rPr>
+        <w:t>유럽 각국 음반 산업 협회로부터 다수의 골드 및 플래티넘 인증을 획득하였으며, 1970년대 디스코 르네상스를 견인한 대중음악사의 결정적 앨범 중 하나로 평단의 확고한 공인을 받았습니다.</w:t>
+      </w:r>
+    </w:p>
+    <w:p>
+      <w:pPr>
+        <w:spacing w:line="324" w:lineRule="auto" w:before="200" w:after="80"/>
+      </w:pPr>
+      <w:r>
+        <w:rPr w:rFonts="맑은 고딕">
+          <w:rFonts w:ascii="맑은 고딕" w:hAnsi="맑은 고딕" w:eastAsia="맑은 고딕"/>
+          <w:b/>
+          <w:color w:val="1E3A8A"/>
+          <w:sz w:val="24"/>
+        </w:rPr>
+        <w:t>2. 아티스트 정보</w:t>
+      </w:r>
+    </w:p>
+    <w:p>
+      <w:pPr>
+        <w:spacing w:line="324" w:lineRule="auto" w:after="80"/>
+      </w:pPr>
+      <w:r>
+        <w:rPr w:rFonts="맑은 고딕">
+          <w:rFonts w:ascii="맑은 고딕" w:hAnsi="맑은 고딕" w:eastAsia="맑은 고딕"/>
+          <w:b w:val="0"/>
+          <w:color w:val="6B7280"/>
+          <w:sz w:val="21"/>
+        </w:rPr>
+        <w:t xml:space="preserve">· </w:t>
+      </w:r>
+      <w:r>
+        <w:rPr w:rFonts="맑은 고딕">
+          <w:rFonts w:ascii="맑은 고딕" w:hAnsi="맑은 고딕" w:eastAsia="맑은 고딕"/>
+          <w:b/>
+          <w:color w:val="1F2937"/>
+          <w:sz w:val="21"/>
+        </w:rPr>
+        <w:t xml:space="preserve">국적: </w:t>
+      </w:r>
+      <w:r>
+        <w:rPr w:rFonts="맑은 고딕">
+          <w:rFonts w:ascii="맑은 고딕" w:hAnsi="맑은 고딕" w:eastAsia="맑은 고딕"/>
+          <w:b w:val="0"/>
+          <w:sz w:val="21"/>
+        </w:rPr>
+        <w:t>독일 (서독 결성 / 카리브해 출신 다국적 멤버)</w:t>
+      </w:r>
+    </w:p>
+    <w:p>
+      <w:pPr>
+        <w:spacing w:line="324" w:lineRule="auto" w:after="80"/>
+      </w:pPr>
+      <w:r>
+        <w:rPr w:rFonts="맑은 고딕">
+          <w:rFonts w:ascii="맑은 고딕" w:hAnsi="맑은 고딕" w:eastAsia="맑은 고딕"/>
+          <w:b w:val="0"/>
+          <w:color w:val="6B7280"/>
+          <w:sz w:val="21"/>
+        </w:rPr>
+        <w:t xml:space="preserve">· </w:t>
+      </w:r>
+      <w:r>
+        <w:rPr w:rFonts="맑은 고딕">
+          <w:rFonts w:ascii="맑은 고딕" w:hAnsi="맑은 고딕" w:eastAsia="맑은 고딕"/>
+          <w:b/>
+          <w:color w:val="1F2937"/>
+          <w:sz w:val="21"/>
+        </w:rPr>
+        <w:t xml:space="preserve">생몰년도: </w:t>
+      </w:r>
+      <w:r>
+        <w:rPr w:rFonts="맑은 고딕">
+          <w:rFonts w:ascii="맑은 고딕" w:hAnsi="맑은 고딕" w:eastAsia="맑은 고딕"/>
+          <w:b w:val="0"/>
+          <w:sz w:val="21"/>
+        </w:rPr>
+        <w:t>1975년 결성</w:t>
+      </w:r>
+    </w:p>
+    <w:p>
+      <w:pPr>
+        <w:spacing w:line="324" w:lineRule="auto" w:after="80"/>
+      </w:pPr>
+      <w:r>
+        <w:rPr w:rFonts="맑은 고딕">
+          <w:rFonts w:ascii="맑은 고딕" w:hAnsi="맑은 고딕" w:eastAsia="맑은 고딕"/>
+          <w:b w:val="0"/>
+          <w:color w:val="6B7280"/>
+          <w:sz w:val="21"/>
+        </w:rPr>
+        <w:t xml:space="preserve">· </w:t>
+      </w:r>
+      <w:r>
+        <w:rPr w:rFonts="맑은 고딕">
+          <w:rFonts w:ascii="맑은 고딕" w:hAnsi="맑은 고딕" w:eastAsia="맑은 고딕"/>
+          <w:b/>
+          <w:color w:val="1F2937"/>
+          <w:sz w:val="21"/>
+        </w:rPr>
+        <w:t xml:space="preserve">그룹 소속: </w:t>
+      </w:r>
+      <w:r>
+        <w:rPr w:rFonts="맑은 고딕">
+          <w:rFonts w:ascii="맑은 고딕" w:hAnsi="맑은 고딕" w:eastAsia="맑은 고딕"/>
+          <w:b w:val="0"/>
+          <w:sz w:val="21"/>
+        </w:rPr>
+        <w:t>4인조 혼성 보컬 그룹</w:t>
+      </w:r>
+    </w:p>
+    <w:p>
+      <w:pPr>
+        <w:spacing w:line="324" w:lineRule="auto" w:after="80"/>
+      </w:pPr>
+      <w:r>
+        <w:rPr w:rFonts="맑은 고딕">
+          <w:rFonts w:ascii="맑은 고딕" w:hAnsi="맑은 고딕" w:eastAsia="맑은 고딕"/>
+          <w:b w:val="0"/>
+          <w:color w:val="6B7280"/>
+          <w:sz w:val="21"/>
+        </w:rPr>
+        <w:t xml:space="preserve">· </w:t>
+      </w:r>
+      <w:r>
+        <w:rPr w:rFonts="맑은 고딕">
+          <w:rFonts w:ascii="맑은 고딕" w:hAnsi="맑은 고딕" w:eastAsia="맑은 고딕"/>
+          <w:b/>
+          <w:color w:val="1F2937"/>
+          <w:sz w:val="21"/>
+        </w:rPr>
+        <w:t xml:space="preserve">아티스트 소개: </w:t>
+      </w:r>
+      <w:r>
+        <w:rPr w:rFonts="맑은 고딕">
+          <w:rFonts w:ascii="맑은 고딕" w:hAnsi="맑은 고딕" w:eastAsia="맑은 고딕"/>
+          <w:b w:val="0"/>
+          <w:sz w:val="21"/>
+        </w:rPr>
+        <w:t>카리브해의 이국적인 레게·소울 정서와 유럽의 정밀한 신시사이저 사운드를 융합하여 '유로 디스코'라는 독창적인 음악 영토를 개척한 전설적 그룹입니다. 리드 보컬 리즈 미첼의 깊이 있는 가창력과 보비 패럴의 폭발적인 무대 연출은 당대 대중문화계에 신선한 충격을 던졌습니다. 이들이 남긴 세련되고 중독성 넘치는 멜로디는 반세기가 흐른 지금까지도 클래식과 팝 애호가 모두에게 깊은 음악적 영감을 건네고 있습니다.</w:t>
+      </w:r>
+    </w:p>
+    <w:p>
+      <w:pPr>
+        <w:spacing w:line="324" w:lineRule="auto" w:before="200" w:after="80"/>
+      </w:pPr>
+      <w:r>
+        <w:rPr w:rFonts="맑은 고딕">
+          <w:rFonts w:ascii="맑은 고딕" w:hAnsi="맑은 고딕" w:eastAsia="맑은 고딕"/>
+          <w:b/>
+          <w:color w:val="1E3A8A"/>
+          <w:sz w:val="24"/>
+        </w:rPr>
+        <w:t>3. 음반 상세 분석</w:t>
+      </w:r>
+    </w:p>
+    <w:p>
+      <w:pPr>
+        <w:spacing w:line="324" w:lineRule="auto" w:after="80"/>
+      </w:pPr>
+      <w:r>
+        <w:rPr w:rFonts="맑은 고딕">
+          <w:rFonts w:ascii="맑은 고딕" w:hAnsi="맑은 고딕" w:eastAsia="맑은 고딕"/>
+          <w:b w:val="0"/>
+          <w:color w:val="6B7280"/>
+          <w:sz w:val="21"/>
+        </w:rPr>
+        <w:t xml:space="preserve">· </w:t>
+      </w:r>
+      <w:r>
+        <w:rPr w:rFonts="맑은 고딕">
+          <w:rFonts w:ascii="맑은 고딕" w:hAnsi="맑은 고딕" w:eastAsia="맑은 고딕"/>
+          <w:b/>
+          <w:color w:val="1F2937"/>
+          <w:sz w:val="21"/>
+        </w:rPr>
+        <w:t xml:space="preserve">역사적 위치: </w:t>
+      </w:r>
+      <w:r>
+        <w:rPr w:rFonts="맑은 고딕">
+          <w:rFonts w:ascii="맑은 고딕" w:hAnsi="맑은 고딕" w:eastAsia="맑은 고딕"/>
+          <w:b w:val="0"/>
+          <w:sz w:val="21"/>
+        </w:rPr>
+        <w:t>미국 흑인 음악의 전유물이었던 펑크와 디스코를 유럽 특유의 정교한 미학으로 재해석하여 세계 팝 씬의 판도를 뒤바꾼 걸작입니다. 입체적인 리듬 파트와 우아한 현악 세션의 유기적 결합은 댄스 팝 역시 고도의 예술적 완성도를 지닐 수 있음을 명증했습니다.</w:t>
+      </w:r>
+    </w:p>
+    <w:p>
+      <w:pPr>
+        <w:spacing w:line="324" w:lineRule="auto" w:after="80"/>
+      </w:pPr>
+      <w:r>
+        <w:rPr w:rFonts="맑은 고딕">
+          <w:rFonts w:ascii="맑은 고딕" w:hAnsi="맑은 고딕" w:eastAsia="맑은 고딕"/>
+          <w:b w:val="0"/>
+          <w:color w:val="6B7280"/>
+          <w:sz w:val="21"/>
+        </w:rPr>
+        <w:t xml:space="preserve">· </w:t>
+      </w:r>
+      <w:r>
+        <w:rPr w:rFonts="맑은 고딕">
+          <w:rFonts w:ascii="맑은 고딕" w:hAnsi="맑은 고딕" w:eastAsia="맑은 고딕"/>
+          <w:b/>
+          <w:color w:val="1F2937"/>
+          <w:sz w:val="21"/>
+        </w:rPr>
+        <w:t xml:space="preserve">시대의 흔적(스토리텔링): </w:t>
+      </w:r>
+      <w:r>
+        <w:rPr w:rFonts="맑은 고딕">
+          <w:rFonts w:ascii="맑은 고딕" w:hAnsi="맑은 고딕" w:eastAsia="맑은 고딕"/>
+          <w:b w:val="0"/>
+          <w:sz w:val="21"/>
+        </w:rPr>
+        <w:t>급격한 현대화와 냉전의 그늘 아래서 자유와 일탈을 갈망하던 1970년대 청춘들에게, 이 음반은 화려한 미러볼 아래의 순수한 도피처이자 따스한 위안이었습니다. 은막처럼 빛나던 밤의 낭만과 찬란했던 청춘의 숨결이 바이닐의 소리골마다 고혹적인 서사로 각인되어 있습니다.</w:t>
+      </w:r>
+    </w:p>
+    <w:p>
+      <w:pPr>
+        <w:spacing w:line="324" w:lineRule="auto" w:before="200" w:after="80"/>
+      </w:pPr>
+      <w:r>
+        <w:rPr w:rFonts="맑은 고딕">
+          <w:rFonts w:ascii="맑은 고딕" w:hAnsi="맑은 고딕" w:eastAsia="맑은 고딕"/>
+          <w:b/>
+          <w:color w:val="1E3A8A"/>
+          <w:sz w:val="24"/>
+        </w:rPr>
+        <w:t>4. 주요 수록곡 및 감상 제언</w:t>
+      </w:r>
+    </w:p>
+    <w:p>
+      <w:pPr>
+        <w:spacing w:line="324" w:lineRule="auto" w:after="80"/>
+      </w:pPr>
+      <w:r>
+        <w:rPr w:rFonts="맑은 고딕">
+          <w:rFonts w:ascii="맑은 고딕" w:hAnsi="맑은 고딕" w:eastAsia="맑은 고딕"/>
+          <w:b w:val="0"/>
+          <w:color w:val="6B7280"/>
+          <w:sz w:val="21"/>
+        </w:rPr>
+        <w:t xml:space="preserve">· </w:t>
+      </w:r>
+      <w:r>
+        <w:rPr w:rFonts="맑은 고딕">
+          <w:rFonts w:ascii="맑은 고딕" w:hAnsi="맑은 고딕" w:eastAsia="맑은 고딕"/>
+          <w:b/>
+          <w:color w:val="1F2937"/>
+          <w:sz w:val="21"/>
+        </w:rPr>
+        <w:t xml:space="preserve">주요 수록곡 특징: </w:t>
+      </w:r>
+      <w:r>
+        <w:rPr w:rFonts="맑은 고딕">
+          <w:rFonts w:ascii="맑은 고딕" w:hAnsi="맑은 고딕" w:eastAsia="맑은 고딕"/>
+          <w:b w:val="0"/>
+          <w:sz w:val="21"/>
+        </w:rPr>
+        <w:t>독창적인 보컬 퍼커션과 최면적인 베이스 리프로 시대를 정의한 명곡 'Daddy Cool', 바비 헵의 고전을 서정적이면서도 세련된 디스코 리듬으로 완벽히 승화시킨 'Sunny'가 단연 돋보입니다. 타이틀곡 'Take the Heat off Me'와 애수가 감도는 'Fever' 또한 보컬의 그윽한 감수성이 빛나는 명연입니다.</w:t>
+      </w:r>
+    </w:p>
+    <w:p>
+      <w:pPr>
+        <w:spacing w:line="324" w:lineRule="auto" w:after="80"/>
+      </w:pPr>
+      <w:r>
+        <w:rPr w:rFonts="맑은 고딕">
+          <w:rFonts w:ascii="맑은 고딕" w:hAnsi="맑은 고딕" w:eastAsia="맑은 고딕"/>
+          <w:b w:val="0"/>
+          <w:color w:val="6B7280"/>
+          <w:sz w:val="21"/>
+        </w:rPr>
+        <w:t xml:space="preserve">· </w:t>
+      </w:r>
+      <w:r>
+        <w:rPr w:rFonts="맑은 고딕">
+          <w:rFonts w:ascii="맑은 고딕" w:hAnsi="맑은 고딕" w:eastAsia="맑은 고딕"/>
+          <w:b/>
+          <w:color w:val="1F2937"/>
+          <w:sz w:val="21"/>
+        </w:rPr>
+        <w:t xml:space="preserve">빈티지 감상 제언: </w:t>
+      </w:r>
+      <w:r>
+        <w:rPr w:rFonts="맑은 고딕">
+          <w:rFonts w:ascii="맑은 고딕" w:hAnsi="맑은 고딕" w:eastAsia="맑은 고딕"/>
+          <w:b w:val="0"/>
+          <w:sz w:val="21"/>
+        </w:rPr>
+        <w:t>진공관 앰프의 따스한 온기와 턴테이블 카트리지가 긁어내는 섬세한 마찰음 속에서 청취할 때, 묵직하고 탄력 있는 아날로그 베이스 라인과 풍성한 현악기의 결이 공간을 가득 채웁니다. 디지털 음원에서는 마주할 수 없는 바이닐 본연의 깊이감과 농밀한 공기감은 마치 1970년대 유럽의 유서 깊은 살롱에 머무는 듯한 고풍스러운 정취를 자아냅니다.</w:t>
+      </w:r>
+    </w:p>
+    <w:p>
+      <w:pPr>
+        <w:spacing w:line="324" w:lineRule="auto" w:after="80"/>
+      </w:pPr>
+      <w:r>
+        <w:rPr w:rFonts="맑은 고딕">
+          <w:rFonts w:ascii="맑은 고딕" w:hAnsi="맑은 고딕" w:eastAsia="맑은 고딕"/>
+          <w:b w:val="0"/>
+          <w:color w:val="6B7280"/>
+          <w:sz w:val="21"/>
+        </w:rPr>
+        <w:t xml:space="preserve">· </w:t>
+      </w:r>
+      <w:r>
+        <w:rPr w:rFonts="맑은 고딕">
+          <w:rFonts w:ascii="맑은 고딕" w:hAnsi="맑은 고딕" w:eastAsia="맑은 고딕"/>
+          <w:b/>
+          <w:color w:val="1F2937"/>
+          <w:sz w:val="21"/>
+        </w:rPr>
+        <w:t xml:space="preserve">소장 가치: </w:t>
+      </w:r>
+      <w:r>
+        <w:rPr w:rFonts="맑은 고딕">
+          <w:rFonts w:ascii="맑은 고딕" w:hAnsi="맑은 고딕" w:eastAsia="맑은 고딕"/>
+          <w:b w:val="0"/>
+          <w:sz w:val="21"/>
+        </w:rPr>
+        <w:t>유로 디스코의 발화점을 증언하는 음향 사료로서의 가치는 물론, 아날로그 황금기가 빚어낸 독보적인 사운드 텍스처를 품고 있어 정통 LP 컬렉터라면 반드시 곁에 두어야 할 음반입니다.</w:t>
+      </w:r>
+    </w:p>
+    <w:p>
+      <w:pPr>
+        <w:spacing w:line="324" w:lineRule="auto" w:after="120" w:before="160"/>
+      </w:pPr>
+      <w:r>
+        <w:rPr w:rFonts="맑은 고딕">
+          <w:rFonts w:ascii="맑은 고딕" w:hAnsi="맑은 고딕" w:eastAsia="맑은 고딕"/>
+          <w:b/>
+          <w:color w:val="4338CA"/>
+          <w:sz w:val="21"/>
+        </w:rPr>
+        <w:t>이 음반을 통해 아날로그 바이닐의 온화한 회전 속에서 시대의 낭만과 불멸의 그루브가 전해주는 감동을 다시 한번 경험해 보시는 것은 어떨까요?</w:t>
       </w:r>
     </w:p>
     <w:sectPr>
       <w:pgSz w:w="12240" w:h="15840"/>
-      <w:pgMar w:top="1440" w:right="1440" w:bottom="1440" w:left="1440" w:header="720" w:footer="720" w:gutter="0"/>
+      <w:pgMar w:top="1152" w:right="1296" w:bottom="1152" w:left="1296" w:header="720" w:footer="720" w:gutter="0"/>
       <w:cols w:space="720"/>
       <w:docGrid w:linePitch="360"/>
     </w:sectPr>

--- a/word_reports/LP_0092_위치_260_Boney M._Take the Heat.docx
+++ b/word_reports/LP_0092_위치_260_Boney M._Take the Heat.docx
@@ -32,7 +32,7 @@
     </w:p>
     <w:p>
       <w:pPr>
-        <w:spacing w:line="324" w:lineRule="auto" w:before="80" w:after="160"/>
+        <w:spacing w:line="324" w:lineRule="auto" w:before="80" w:after="120"/>
       </w:pPr>
       <w:r>
         <w:rPr w:rFonts="맑은 고딕">
@@ -42,13 +42,6 @@
           <w:sz w:val="22"/>
         </w:rPr>
         <w:t xml:space="preserve">[음반 소개] </w:t>
-      </w:r>
-      <w:r>
-        <w:rPr w:rFonts="맑은 고딕">
-          <w:rFonts w:ascii="맑은 고딕" w:hAnsi="맑은 고딕" w:eastAsia="맑은 고딕"/>
-          <w:b w:val="0"/>
-          <w:sz w:val="21"/>
-        </w:rPr>
       </w:r>
     </w:p>
     <w:p>
@@ -61,7 +54,33 @@
           <w:b w:val="0"/>
           <w:sz w:val="21"/>
         </w:rPr>
-        <w:t>1970년대 중반 유로 디스코의 찬란한 태동을 알리며 전 세계 음악 애호가들을 전율케 한 보니 엠(Boney M.)의 기념비적인 데뷔 음반입니다. 프로듀서 프랑크 파리안의 치밀하고 세련된 사운드 메이킹과 카리브해의 약동하는 영혼이 만나 빚어낸 이 작품은, 단순한 유행가를 넘어 팝 음악사에 불멸의 생명력을 새겨 넣었습니다. 정갈한 오케스트레이션과 감각적인 비트 사이로 흐르는 관능적이면서도 우아한 선율은 LP 바늘을 타고 흐르는 순간 아날로그 특유의 풍요로운 공간감을 완성합니다. 시대의 순수한 낭만과 젊음의 고동이 고스란히 담긴, 정통 유로 팝의 품격 높은 서막이라 할 수 있습니다.</w:t>
+        <w:t>1970년대 중반, 서독 뮌헨의 한 음향 스튜디오에서 시작된 프로듀서 프랭크 파리안(Frank Farian)의 대담한 음악적 실험은 유럽 대륙을 넘어 전 세계 팝 음악사를 뒤흔든 거대한 전설의 서막을 열었습니다. 1976년에 세상의 빛을 본 보니 M.(Boney M.)의 데뷔 앨범 《Take the Heat》(원제: Take the Heat off Me)는 당시 흑인 음악 중심의 미국식 소울과 훵크를 유럽 특유의 유려한 멜로디 감각 및 정교한 신디사이저 사운드와 결합하여, ‘유로 디스코(Euro Disco)’라는 새로운 음악적 지평을 화려하게 개척한 기념비적 역작입니다.</w:t>
+      </w:r>
+    </w:p>
+    <w:p>
+      <w:pPr>
+        <w:spacing w:line="324" w:lineRule="auto" w:after="120"/>
+      </w:pPr>
+      <w:r>
+        <w:rPr w:rFonts="맑은 고딕">
+          <w:rFonts w:ascii="맑은 고딕" w:hAnsi="맑은 고딕" w:eastAsia="맑은 고딕"/>
+          <w:b w:val="0"/>
+          <w:sz w:val="21"/>
+        </w:rPr>
+        <w:t>이 음반의 밑바탕에는 단순한 쾌락적 춤곡을 넘어선 정교한 예술적 장인정신이 깃들어 있습니다. 카리브해 출신 멤버들이 뿜어내는 원초적이고 이국적인 리듬감 위에 유럽의 클래시컬한 오케스트레이션과 베이스라인을 직조해 넣음으로써, 인종과 국경을 초월한 범세계적 보편성을 획득했습니다. 리즈 미첼(Liz Mitchell)과 마샤 바렛(Marcia Barrett)의 풍성하고 소울풀한 보컬 하모니, 바비 패럴(Bobby Farrell)의 독보적인 무대 카리스마는 프랭크 파리안의 천재적인 스튜디오 메이킹과 완벽한 삼위일체를 이루며 대중음악이 도달할 수 있는 가장 찬란한 유희의 순간을 포착해냈습니다.</w:t>
+      </w:r>
+    </w:p>
+    <w:p>
+      <w:pPr>
+        <w:spacing w:line="324" w:lineRule="auto" w:after="120"/>
+      </w:pPr>
+      <w:r>
+        <w:rPr w:rFonts="맑은 고딕">
+          <w:rFonts w:ascii="맑은 고딕" w:hAnsi="맑은 고딕" w:eastAsia="맑은 고딕"/>
+          <w:b w:val="0"/>
+          <w:sz w:val="21"/>
+        </w:rPr>
+        <w:t>반세기에 가까운 세월이 흐른 오늘날에도 본 앨범이 발산하는 생명력은 결코 바래지 않았습니다. 턴테이블의 바늘이 LP의 소리골을 훑고 지나갈 때 피어오르는 아날로그 비트는 1970년대 청춘들이 누렸던 해방감과 자유의 공기를 고스란히 복원해 냅니다. 화려한 리듬의 이면에 아련하게 흐르는 특유의 멜랑콜리는 단순한 댄스 팝을 넘어선 서정적 깊이를 드리우며, 시대의 유행가를 초월하여 영원히 살아 숨 쉬는 대중음악의 고전으로서 그 묵직한 가치를 증명하고 있습니다.</w:t>
       </w:r>
     </w:p>
     <w:p>
@@ -168,7 +187,7 @@
           <w:b w:val="0"/>
           <w:sz w:val="21"/>
         </w:rPr>
-        <w:t>독일의 거장 프로듀서 프랑크 파리안(Frank Farian)의 진두지휘 아래 1976년 한사 레코드(Hansa Records)를 통해 세상에 첫선을 보인 역사적인 데뷔 스튜디오 앨범입니다.</w:t>
+        <w:t>1976년 독일의 한사 레코드(Hansa Records)를 통해 발매된 보니 M.의 정규 1집 앨범으로, 유로 디스코 사운드의 기틀을 확립하고 전 세계적인 댄스 팝 열풍의 도화선이 된 역사적인 데뷔작입니다.</w:t>
       </w:r>
     </w:p>
     <w:p>
@@ -199,7 +218,7 @@
           <w:b w:val="0"/>
           <w:sz w:val="21"/>
         </w:rPr>
-        <w:t>독일, 스웨덴, 핀란드 등 유럽 주요 차트 정상을 휩쓸었으며, 앨범에 수록된 싱글들은 전 세계적으로 수백만 장 이상의 경이적인 판매고를 기록하며 전 지구적인 유로 디스코 신드롬을 촉발했습니다.</w:t>
+        <w:t>발매 직후 독일, 스웨덴, 오스트리아 등 유럽 각국 앨범 차트 정상을 휩쓸었으며, 킬러 타이틀 싱글들의 폭발적 인기에 힘입어 전 세계적으로 수백만 장 이상의 경이로운 판매고를 올리며 플래티넘 디스크를 기록했습니다.</w:t>
       </w:r>
     </w:p>
     <w:p>
@@ -230,7 +249,7 @@
           <w:b w:val="0"/>
           <w:sz w:val="21"/>
         </w:rPr>
-        <w:t>유럽 각국 음반 산업 협회로부터 다수의 골드 및 플래티넘 인증을 획득하였으며, 1970년대 디스코 르네상스를 견인한 대중음악사의 결정적 앨범 중 하나로 평단의 확고한 공인을 받았습니다.</w:t>
+        <w:t>유럽 각국의 골드 및 플래티넘 레코드 인증, 독일 브라보 오토(Bravo Otto) 상 등을 수상하였으며, 대중음악 평단으로부터 유로 댄스 팝의 전형을 완성한 독보적 명반으로 공인받았습니다.</w:t>
       </w:r>
     </w:p>
     <w:p>
@@ -275,7 +294,7 @@
           <w:b w:val="0"/>
           <w:sz w:val="21"/>
         </w:rPr>
-        <w:t>독일 (서독 결성 / 카리브해 출신 다국적 멤버)</w:t>
+        <w:t>독일 (서독 결성 / 멤버 국적: 자메이카, 몬트세랫, 아루바)</w:t>
       </w:r>
     </w:p>
     <w:p>
@@ -337,7 +356,7 @@
           <w:b w:val="0"/>
           <w:sz w:val="21"/>
         </w:rPr>
-        <w:t>4인조 혼성 보컬 그룹</w:t>
+        <w:t>4인조 혼성 팝/디스코 그룹</w:t>
       </w:r>
     </w:p>
     <w:p>
@@ -368,7 +387,7 @@
           <w:b w:val="0"/>
           <w:sz w:val="21"/>
         </w:rPr>
-        <w:t>카리브해의 이국적인 레게·소울 정서와 유럽의 정밀한 신시사이저 사운드를 융합하여 '유로 디스코'라는 독창적인 음악 영토를 개척한 전설적 그룹입니다. 리드 보컬 리즈 미첼의 깊이 있는 가창력과 보비 패럴의 폭발적인 무대 연출은 당대 대중문화계에 신선한 충격을 던졌습니다. 이들이 남긴 세련되고 중독성 넘치는 멜로디는 반세기가 흐른 지금까지도 클래식과 팝 애호가 모두에게 깊은 음악적 영감을 건네고 있습니다.</w:t>
+        <w:t>보니 M.은 명 프로듀서 프랭크 파리안의 혁신적인 기획과 카리브해 출신 멤버들의 뛰어난 보컬 및 화려한 퍼포먼스가 결합하여 탄생한 유로 디스코의 전설입니다. 중독성 짙은 훅과 세련된 비트로 1970~80년대 전 세계 차트를 지배하며 아바(ABBA)와 함께 유럽 팝 음악의 황금기를 이끈 불멸의 슈퍼스타입니다.</w:t>
       </w:r>
     </w:p>
     <w:p>
@@ -413,7 +432,7 @@
           <w:b w:val="0"/>
           <w:sz w:val="21"/>
         </w:rPr>
-        <w:t>미국 흑인 음악의 전유물이었던 펑크와 디스코를 유럽 특유의 정교한 미학으로 재해석하여 세계 팝 씬의 판도를 뒤바꾼 걸작입니다. 입체적인 리듬 파트와 우아한 현악 세션의 유기적 결합은 댄스 팝 역시 고도의 예술적 완성도를 지닐 수 있음을 명증했습니다.</w:t>
+        <w:t>미국 흑인 음악의 전유물이었던 디스코를 유럽의 정교한 전자음악 및 팝 센시빌리티와 결합하여 전 세계 팝 음악의 판도를 바꾼 작품입니다. 장르의 경계를 허문 혁신적인 사운드 메이킹을 통해 훗날 신스팝과 현대 유로댄스 장르의 태동에 결정적인 영감을 제공한 음악사적 전환점으로 평가받습니다.</w:t>
       </w:r>
     </w:p>
     <w:p>
@@ -444,7 +463,7 @@
           <w:b w:val="0"/>
           <w:sz w:val="21"/>
         </w:rPr>
-        <w:t>급격한 현대화와 냉전의 그늘 아래서 자유와 일탈을 갈망하던 1970년대 청춘들에게, 이 음반은 화려한 미러볼 아래의 순수한 도피처이자 따스한 위안이었습니다. 은막처럼 빛나던 밤의 낭만과 찬란했던 청춘의 숨결이 바이닐의 소리골마다 고혹적인 서사로 각인되어 있습니다.</w:t>
+        <w:t>1970년대 중후반의 디스코텍은 냉전과 경제적 불안정이라는 무거운 일상에서 벗어나 자유와 낭만을 만끽할 수 있었던 당대 청춘들의 유일한 해방구였습니다. 이 앨범은 반짝이는 미러볼 아래서 뜨겁게 고동치던 젊은 영혼들의 열기와 그 이면에 깃든 아련한 노스탤지어를 생생하게 투영하고 있습니다.</w:t>
       </w:r>
     </w:p>
     <w:p>
@@ -489,7 +508,99 @@
           <w:b w:val="0"/>
           <w:sz w:val="21"/>
         </w:rPr>
-        <w:t>독창적인 보컬 퍼커션과 최면적인 베이스 리프로 시대를 정의한 명곡 'Daddy Cool', 바비 헵의 고전을 서정적이면서도 세련된 디스코 리듬으로 완벽히 승화시킨 'Sunny'가 단연 돋보입니다. 타이틀곡 'Take the Heat off Me'와 애수가 감도는 'Fever' 또한 보컬의 그윽한 감수성이 빛나는 명연입니다.</w:t>
+      </w:r>
+    </w:p>
+    <w:p>
+      <w:pPr>
+        <w:spacing w:line="324" w:lineRule="auto" w:after="80"/>
+      </w:pPr>
+      <w:r>
+        <w:rPr w:rFonts="맑은 고딕">
+          <w:rFonts w:ascii="맑은 고딕" w:hAnsi="맑은 고딕" w:eastAsia="맑은 고딕"/>
+          <w:b w:val="0"/>
+          <w:color w:val="6B7280"/>
+          <w:sz w:val="21"/>
+        </w:rPr>
+        <w:t xml:space="preserve">· </w:t>
+      </w:r>
+      <w:r>
+        <w:rPr w:rFonts="맑은 고딕">
+          <w:rFonts w:ascii="맑은 고딕" w:hAnsi="맑은 고딕" w:eastAsia="맑은 고딕"/>
+          <w:b/>
+          <w:color w:val="1F2937"/>
+          <w:sz w:val="21"/>
+        </w:rPr>
+        <w:t xml:space="preserve">"Daddy Cool": </w:t>
+      </w:r>
+      <w:r>
+        <w:rPr w:rFonts="맑은 고딕">
+          <w:rFonts w:ascii="맑은 고딕" w:hAnsi="맑은 고딕" w:eastAsia="맑은 고딕"/>
+          <w:b w:val="0"/>
+          <w:sz w:val="21"/>
+        </w:rPr>
+        <w:t>최면적인 베이스 리프와 독특한 틱톡 사운드, 중독성 있는 보컬 코러스가 완벽한 조화를 이루며 전 세계를 강타한 유로 디스코의 불멸의 찬가입니다.</w:t>
+      </w:r>
+    </w:p>
+    <w:p>
+      <w:pPr>
+        <w:spacing w:line="324" w:lineRule="auto" w:after="80"/>
+      </w:pPr>
+      <w:r>
+        <w:rPr w:rFonts="맑은 고딕">
+          <w:rFonts w:ascii="맑은 고딕" w:hAnsi="맑은 고딕" w:eastAsia="맑은 고딕"/>
+          <w:b w:val="0"/>
+          <w:color w:val="6B7280"/>
+          <w:sz w:val="21"/>
+        </w:rPr>
+        <w:t xml:space="preserve">· </w:t>
+      </w:r>
+      <w:r>
+        <w:rPr w:rFonts="맑은 고딕">
+          <w:rFonts w:ascii="맑은 고딕" w:hAnsi="맑은 고딕" w:eastAsia="맑은 고딕"/>
+          <w:b/>
+          <w:color w:val="1F2937"/>
+          <w:sz w:val="21"/>
+        </w:rPr>
+        <w:t xml:space="preserve">"Sunny": </w:t>
+      </w:r>
+      <w:r>
+        <w:rPr w:rFonts="맑은 고딕">
+          <w:rFonts w:ascii="맑은 고딕" w:hAnsi="맑은 고딕" w:eastAsia="맑은 고딕"/>
+          <w:b w:val="0"/>
+          <w:sz w:val="21"/>
+        </w:rPr>
+        <w:t>바비 헵(Bobby Hebb)의 소울 고전을 경쾌하면서도 우아한 스트링 편곡과 디스코 비트로 재해석하여 원곡을 뛰어넘는 화사한 서정미를 꽃피운 트랙입니다.</w:t>
+      </w:r>
+    </w:p>
+    <w:p>
+      <w:pPr>
+        <w:spacing w:line="324" w:lineRule="auto" w:after="80"/>
+      </w:pPr>
+      <w:r>
+        <w:rPr w:rFonts="맑은 고딕">
+          <w:rFonts w:ascii="맑은 고딕" w:hAnsi="맑은 고딕" w:eastAsia="맑은 고딕"/>
+          <w:b w:val="0"/>
+          <w:color w:val="6B7280"/>
+          <w:sz w:val="21"/>
+        </w:rPr>
+        <w:t xml:space="preserve">· </w:t>
+      </w:r>
+      <w:r>
+        <w:rPr w:rFonts="맑은 고딕">
+          <w:rFonts w:ascii="맑은 고딕" w:hAnsi="맑은 고딕" w:eastAsia="맑은 고딕"/>
+          <w:b/>
+          <w:color w:val="1F2937"/>
+          <w:sz w:val="21"/>
+        </w:rPr>
+        <w:t xml:space="preserve">"No Woman, No Cry": </w:t>
+      </w:r>
+      <w:r>
+        <w:rPr w:rFonts="맑은 고딕">
+          <w:rFonts w:ascii="맑은 고딕" w:hAnsi="맑은 고딕" w:eastAsia="맑은 고딕"/>
+          <w:b w:val="0"/>
+          <w:sz w:val="21"/>
+        </w:rPr>
+        <w:t>밥 말리의 전설적인 레게 명곡을 유려하고 감미로운 팝 발라드로 탈바꿈시켜 리즈 미첼의 풍부하고 따뜻한 보컬 음색을 깊이 있게 음미할 수 있는 곡입니다.</w:t>
       </w:r>
     </w:p>
     <w:p>
@@ -520,7 +631,7 @@
           <w:b w:val="0"/>
           <w:sz w:val="21"/>
         </w:rPr>
-        <w:t>진공관 앰프의 따스한 온기와 턴테이블 카트리지가 긁어내는 섬세한 마찰음 속에서 청취할 때, 묵직하고 탄력 있는 아날로그 베이스 라인과 풍성한 현악기의 결이 공간을 가득 채웁니다. 디지털 음원에서는 마주할 수 없는 바이닐 본연의 깊이감과 농밀한 공기감은 마치 1970년대 유럽의 유서 깊은 살롱에 머무는 듯한 고풍스러운 정취를 자아냅니다.</w:t>
+        <w:t>턴테이블의 카트리지를 통해 재생되는 묵직한 아날로그 킥 드럼과 탄력 넘치는 베이스의 타격감은 디지털 음원과는 차원이 다른 유기적인 온기를 전합니다. 특히 진공관 앰프를 매칭할 경우, 화려한 현악 세션과 관악기 소리가 만들어내는 풍성한 배음과 공간감이 배가되어 1970년대 아날로그 스튜디오의 황홀한 공간감을 만끽할 수 있습니다.</w:t>
       </w:r>
     </w:p>
     <w:p>
@@ -551,7 +662,7 @@
           <w:b w:val="0"/>
           <w:sz w:val="21"/>
         </w:rPr>
-        <w:t>유로 디스코의 발화점을 증언하는 음향 사료로서의 가치는 물론, 아날로그 황금기가 빚어낸 독보적인 사운드 텍스처를 품고 있어 정통 LP 컬렉터라면 반드시 곁에 두어야 할 음반입니다.</w:t>
+        <w:t>유로 디스코라는 거대한 음악적 조류의 시작점을 증언하는 역사적 텍스트이자, 1970년대 아날로그 바이닐 특유의 생동감 넘치는 마스터링 퀄리티를 온전히 간직하고 있어 대중음악 애호가와 오디오파일 모두에게 필청을 권하는 귀중한 컬렉터스 아이템입니다.</w:t>
       </w:r>
     </w:p>
     <w:p>
@@ -565,7 +676,7 @@
           <w:color w:val="4338CA"/>
           <w:sz w:val="21"/>
         </w:rPr>
-        <w:t>이 음반을 통해 아날로그 바이닐의 온화한 회전 속에서 시대의 낭만과 불멸의 그루브가 전해주는 감동을 다시 한번 경험해 보시는 것은 어떨까요?</w:t>
+        <w:t>이 음반을 통해 황금빛 디스코 시대가 선사하는 찬란한 리듬의 희열과 서정적 낭만이 전해주는 감동을 다시 한번 경험해 보시는 것은 어떨까요?</w:t>
       </w:r>
     </w:p>
     <w:sectPr>
